--- a/Lab4/report.docx
+++ b/Lab4/report.docx
@@ -281,7 +281,15 @@
         <w:spacing w:after="120" w:line="240" w:lineRule="auto"/>
       </w:pPr>
       <w:r>
-        <w:t xml:space="preserve">                                                                                                    Болтак С. В.</w:t>
+        <w:t xml:space="preserve">                                                                                                    </w:t>
+      </w:r>
+      <w:proofErr w:type="spellStart"/>
+      <w:r>
+        <w:t>Болтак</w:t>
+      </w:r>
+      <w:proofErr w:type="spellEnd"/>
+      <w:r>
+        <w:t xml:space="preserve"> С. В.</w:t>
       </w:r>
     </w:p>
     <w:p>
@@ -457,7 +465,51 @@
           <w:szCs w:val="24"/>
           <w:lang w:val="ru-BY"/>
         </w:rPr>
-        <w:t xml:space="preserve">, а также закрытый ключ ввести с клавиатуры. Произвести все необходимые проверки для параметров, вводимых с клавиатуры. В отдельное поле вывести полученный хеш сообщения в 10 с/cч. ЭЦП вывести как целое число. Сформировать новое сообщение, состоящее из исходного сообщения и добавленной к нему цифровой </w:t>
+        <w:t xml:space="preserve">, а также закрытый ключ ввести с клавиатуры. Произвести все необходимые проверки для параметров, вводимых с клавиатуры. В отдельное поле вывести полученный </w:t>
+      </w:r>
+      <w:proofErr w:type="spellStart"/>
+      <w:r>
+        <w:rPr>
+          <w:rFonts w:eastAsia="sans-serif"/>
+          <w:color w:val="000000"/>
+          <w:sz w:val="24"/>
+          <w:szCs w:val="24"/>
+          <w:lang w:val="ru-BY"/>
+        </w:rPr>
+        <w:t>хеш</w:t>
+      </w:r>
+      <w:proofErr w:type="spellEnd"/>
+      <w:r>
+        <w:rPr>
+          <w:rFonts w:eastAsia="sans-serif"/>
+          <w:color w:val="000000"/>
+          <w:sz w:val="24"/>
+          <w:szCs w:val="24"/>
+          <w:lang w:val="ru-BY"/>
+        </w:rPr>
+        <w:t xml:space="preserve"> сообщения в 10 с/</w:t>
+      </w:r>
+      <w:proofErr w:type="spellStart"/>
+      <w:r>
+        <w:rPr>
+          <w:rFonts w:eastAsia="sans-serif"/>
+          <w:color w:val="000000"/>
+          <w:sz w:val="24"/>
+          <w:szCs w:val="24"/>
+          <w:lang w:val="ru-BY"/>
+        </w:rPr>
+        <w:t>cч</w:t>
+      </w:r>
+      <w:proofErr w:type="spellEnd"/>
+      <w:r>
+        <w:rPr>
+          <w:rFonts w:eastAsia="sans-serif"/>
+          <w:color w:val="000000"/>
+          <w:sz w:val="24"/>
+          <w:szCs w:val="24"/>
+          <w:lang w:val="ru-BY"/>
+        </w:rPr>
+        <w:t xml:space="preserve">. ЭЦП вывести как целое число. Сформировать новое сообщение, состоящее из исходного сообщения и добавленной к нему цифровой </w:t>
       </w:r>
       <w:r>
         <w:rPr>
@@ -2849,7 +2901,16 @@
           <w:sz w:val="24"/>
           <w:szCs w:val="24"/>
         </w:rPr>
-        <w:t>11</w:t>
+        <w:t>1</w:t>
+      </w:r>
+      <w:r>
+        <w:rPr>
+          <w:i/>
+          <w:iCs/>
+          <w:sz w:val="24"/>
+          <w:szCs w:val="24"/>
+        </w:rPr>
+        <w:t>3</w:t>
       </w:r>
       <w:r>
         <w:rPr>
@@ -2923,7 +2984,7 @@
           <w:sz w:val="24"/>
           <w:szCs w:val="24"/>
         </w:rPr>
-        <w:t>13</w:t>
+        <w:t>7</w:t>
       </w:r>
     </w:p>
     <w:p>
@@ -3025,15 +3086,14 @@
         <w:rPr>
           <w:i/>
           <w:iCs/>
-          <w:noProof/>
           <w:sz w:val="24"/>
           <w:szCs w:val="24"/>
         </w:rPr>
         <w:drawing>
-          <wp:inline distT="0" distB="0" distL="0" distR="0" wp14:anchorId="2AA2CF0C" wp14:editId="27B99FD0">
-            <wp:extent cx="5940425" cy="3793490"/>
-            <wp:effectExtent l="0" t="0" r="3175" b="0"/>
-            <wp:docPr id="1757356626" name="Рисунок 1"/>
+          <wp:inline distT="0" distB="0" distL="0" distR="0" wp14:anchorId="55F5362B" wp14:editId="377E3A06">
+            <wp:extent cx="6019800" cy="3837100"/>
+            <wp:effectExtent l="0" t="0" r="0" b="0"/>
+            <wp:docPr id="47297806" name="Рисунок 1"/>
             <wp:cNvGraphicFramePr>
               <a:graphicFrameLocks xmlns:a="http://schemas.openxmlformats.org/drawingml/2006/main" noChangeAspect="1"/>
             </wp:cNvGraphicFramePr>
@@ -3041,7 +3101,7 @@
               <a:graphicData uri="http://schemas.openxmlformats.org/drawingml/2006/picture">
                 <pic:pic xmlns:pic="http://schemas.openxmlformats.org/drawingml/2006/picture">
                   <pic:nvPicPr>
-                    <pic:cNvPr id="1757356626" name=""/>
+                    <pic:cNvPr id="47297806" name=""/>
                     <pic:cNvPicPr/>
                   </pic:nvPicPr>
                   <pic:blipFill>
@@ -3053,7 +3113,7 @@
                   <pic:spPr>
                     <a:xfrm>
                       <a:off x="0" y="0"/>
-                      <a:ext cx="5940425" cy="3793490"/>
+                      <a:ext cx="6020589" cy="3837603"/>
                     </a:xfrm>
                     <a:prstGeom prst="rect">
                       <a:avLst/>
@@ -3112,15 +3172,14 @@
         <w:rPr>
           <w:i/>
           <w:iCs/>
-          <w:noProof/>
           <w:sz w:val="24"/>
           <w:szCs w:val="24"/>
         </w:rPr>
         <w:drawing>
-          <wp:inline distT="0" distB="0" distL="0" distR="0" wp14:anchorId="52595033" wp14:editId="4435E397">
-            <wp:extent cx="4377192" cy="2266122"/>
-            <wp:effectExtent l="0" t="0" r="4445" b="1270"/>
-            <wp:docPr id="255287534" name="Рисунок 1"/>
+          <wp:inline distT="0" distB="0" distL="0" distR="0" wp14:anchorId="77F07B06" wp14:editId="47335519">
+            <wp:extent cx="4573329" cy="2162175"/>
+            <wp:effectExtent l="0" t="0" r="0" b="0"/>
+            <wp:docPr id="1000714210" name="Рисунок 1"/>
             <wp:cNvGraphicFramePr>
               <a:graphicFrameLocks xmlns:a="http://schemas.openxmlformats.org/drawingml/2006/main" noChangeAspect="1"/>
             </wp:cNvGraphicFramePr>
@@ -3128,7 +3187,7 @@
               <a:graphicData uri="http://schemas.openxmlformats.org/drawingml/2006/picture">
                 <pic:pic xmlns:pic="http://schemas.openxmlformats.org/drawingml/2006/picture">
                   <pic:nvPicPr>
-                    <pic:cNvPr id="255287534" name=""/>
+                    <pic:cNvPr id="1000714210" name=""/>
                     <pic:cNvPicPr/>
                   </pic:nvPicPr>
                   <pic:blipFill>
@@ -3140,7 +3199,7 @@
                   <pic:spPr>
                     <a:xfrm>
                       <a:off x="0" y="0"/>
-                      <a:ext cx="4394854" cy="2275266"/>
+                      <a:ext cx="4582972" cy="2166734"/>
                     </a:xfrm>
                     <a:prstGeom prst="rect">
                       <a:avLst/>
@@ -3243,26 +3302,71 @@
           <w:iCs/>
           <w:sz w:val="24"/>
           <w:szCs w:val="24"/>
+        </w:rPr>
+      </w:pPr>
+      <w:r>
+        <w:rPr>
+          <w:i/>
+          <w:iCs/>
+          <w:sz w:val="24"/>
+          <w:szCs w:val="24"/>
+        </w:rPr>
+        <w:t>Входные данные</w:t>
+      </w:r>
+      <w:r>
+        <w:rPr>
+          <w:i/>
+          <w:iCs/>
+          <w:sz w:val="24"/>
+          <w:szCs w:val="24"/>
+        </w:rPr>
+        <w:t xml:space="preserve">: </w:t>
+      </w:r>
+      <w:r>
+        <w:rPr>
+          <w:i/>
+          <w:iCs/>
+          <w:sz w:val="24"/>
+          <w:szCs w:val="24"/>
           <w:lang w:val="en-US"/>
         </w:rPr>
-      </w:pPr>
-      <w:r>
-        <w:rPr>
-          <w:i/>
-          <w:iCs/>
-          <w:sz w:val="24"/>
-          <w:szCs w:val="24"/>
-        </w:rPr>
-        <w:t>Входные данные</w:t>
-      </w:r>
-      <w:r>
-        <w:rPr>
-          <w:i/>
-          <w:iCs/>
-          <w:sz w:val="24"/>
-          <w:szCs w:val="24"/>
-        </w:rPr>
-        <w:t xml:space="preserve">: </w:t>
+        <w:t>p</w:t>
+      </w:r>
+      <w:r>
+        <w:rPr>
+          <w:i/>
+          <w:iCs/>
+          <w:sz w:val="24"/>
+          <w:szCs w:val="24"/>
+        </w:rPr>
+        <w:t xml:space="preserve"> = </w:t>
+      </w:r>
+      <w:r>
+        <w:rPr>
+          <w:i/>
+          <w:iCs/>
+          <w:sz w:val="24"/>
+          <w:szCs w:val="24"/>
+        </w:rPr>
+        <w:t>1</w:t>
+      </w:r>
+      <w:r>
+        <w:rPr>
+          <w:i/>
+          <w:iCs/>
+          <w:sz w:val="24"/>
+          <w:szCs w:val="24"/>
+        </w:rPr>
+        <w:t>3</w:t>
+      </w:r>
+      <w:r>
+        <w:rPr>
+          <w:i/>
+          <w:iCs/>
+          <w:sz w:val="24"/>
+          <w:szCs w:val="24"/>
+        </w:rPr>
+        <w:t xml:space="preserve">; </w:t>
       </w:r>
       <w:r>
         <w:rPr>
@@ -3272,7 +3376,7 @@
           <w:szCs w:val="24"/>
           <w:lang w:val="en-US"/>
         </w:rPr>
-        <w:t>p</w:t>
+        <w:t>q</w:t>
       </w:r>
       <w:r>
         <w:rPr>
@@ -3290,7 +3394,7 @@
           <w:sz w:val="24"/>
           <w:szCs w:val="24"/>
         </w:rPr>
-        <w:t>11</w:t>
+        <w:t>23</w:t>
       </w:r>
       <w:r>
         <w:rPr>
@@ -3309,7 +3413,7 @@
           <w:szCs w:val="24"/>
           <w:lang w:val="en-US"/>
         </w:rPr>
-        <w:t>q</w:t>
+        <w:t>d</w:t>
       </w:r>
       <w:r>
         <w:rPr>
@@ -3327,44 +3431,7 @@
           <w:sz w:val="24"/>
           <w:szCs w:val="24"/>
         </w:rPr>
-        <w:t>23</w:t>
-      </w:r>
-      <w:r>
-        <w:rPr>
-          <w:i/>
-          <w:iCs/>
-          <w:sz w:val="24"/>
-          <w:szCs w:val="24"/>
-        </w:rPr>
-        <w:t xml:space="preserve">; </w:t>
-      </w:r>
-      <w:r>
-        <w:rPr>
-          <w:i/>
-          <w:iCs/>
-          <w:sz w:val="24"/>
-          <w:szCs w:val="24"/>
-          <w:lang w:val="en-US"/>
-        </w:rPr>
-        <w:t>d</w:t>
-      </w:r>
-      <w:r>
-        <w:rPr>
-          <w:i/>
-          <w:iCs/>
-          <w:sz w:val="24"/>
-          <w:szCs w:val="24"/>
-        </w:rPr>
-        <w:t xml:space="preserve"> = </w:t>
-      </w:r>
-      <w:r>
-        <w:rPr>
-          <w:i/>
-          <w:iCs/>
-          <w:sz w:val="24"/>
-          <w:szCs w:val="24"/>
-        </w:rPr>
-        <w:t>13</w:t>
+        <w:t>7</w:t>
       </w:r>
       <w:r>
         <w:rPr>
@@ -3406,16 +3473,8 @@
     </w:p>
     <w:p>
       <w:pPr>
-        <w:spacing w:line="240" w:lineRule="auto"/>
-        <w:jc w:val="center"/>
-        <w:rPr>
-          <w:i/>
-          <w:iCs/>
-          <w:sz w:val="24"/>
-          <w:szCs w:val="24"/>
-        </w:rPr>
-      </w:pPr>
-      <w:r>
+        <w:spacing w:after="0" w:line="240" w:lineRule="auto"/>
+        <w:jc w:val="center"/>
         <w:rPr>
           <w:i/>
           <w:iCs/>
@@ -3423,6 +3482,15 @@
           <w:szCs w:val="24"/>
           <w:lang w:val="en-US"/>
         </w:rPr>
+      </w:pPr>
+      <w:r>
+        <w:rPr>
+          <w:i/>
+          <w:iCs/>
+          <w:sz w:val="24"/>
+          <w:szCs w:val="24"/>
+          <w:lang w:val="en-US"/>
+        </w:rPr>
         <w:t>HELLO</w:t>
       </w:r>
       <w:r>
@@ -3434,7 +3502,16 @@
           <w:lang w:val="en-US"/>
         </w:rPr>
         <w:br/>
-        <w:t>64</w:t>
+      </w:r>
+      <w:r>
+        <w:rPr>
+          <w:i/>
+          <w:iCs/>
+          <w:sz w:val="24"/>
+          <w:szCs w:val="24"/>
+          <w:lang w:val="en-US"/>
+        </w:rPr>
+        <w:t>12</w:t>
       </w:r>
       <w:r>
         <w:rPr>
@@ -3458,15 +3535,14 @@
         <w:rPr>
           <w:i/>
           <w:iCs/>
-          <w:noProof/>
           <w:sz w:val="24"/>
           <w:szCs w:val="24"/>
         </w:rPr>
         <w:drawing>
-          <wp:inline distT="0" distB="0" distL="0" distR="0" wp14:anchorId="7B8CD795" wp14:editId="73A5983B">
-            <wp:extent cx="3236083" cy="1236268"/>
-            <wp:effectExtent l="0" t="0" r="2540" b="2540"/>
-            <wp:docPr id="1860036582" name="Рисунок 1"/>
+          <wp:inline distT="0" distB="0" distL="0" distR="0" wp14:anchorId="65D869C9" wp14:editId="224323A1">
+            <wp:extent cx="2789664" cy="1114425"/>
+            <wp:effectExtent l="0" t="0" r="0" b="0"/>
+            <wp:docPr id="680746342" name="Рисунок 1"/>
             <wp:cNvGraphicFramePr>
               <a:graphicFrameLocks xmlns:a="http://schemas.openxmlformats.org/drawingml/2006/main" noChangeAspect="1"/>
             </wp:cNvGraphicFramePr>
@@ -3474,12 +3550,12 @@
               <a:graphicData uri="http://schemas.openxmlformats.org/drawingml/2006/picture">
                 <pic:pic xmlns:pic="http://schemas.openxmlformats.org/drawingml/2006/picture">
                   <pic:nvPicPr>
-                    <pic:cNvPr id="255287534" name=""/>
+                    <pic:cNvPr id="1000714210" name=""/>
                     <pic:cNvPicPr/>
                   </pic:nvPicPr>
                   <pic:blipFill rotWithShape="1">
                     <a:blip r:embed="rId22"/>
-                    <a:srcRect b="26208"/>
+                    <a:srcRect b="15503"/>
                     <a:stretch>
                       <a:fillRect/>
                     </a:stretch>
@@ -3487,7 +3563,7 @@
                   <pic:spPr bwMode="auto">
                     <a:xfrm>
                       <a:off x="0" y="0"/>
-                      <a:ext cx="3312827" cy="1265586"/>
+                      <a:ext cx="2832595" cy="1131575"/>
                     </a:xfrm>
                     <a:prstGeom prst="rect">
                       <a:avLst/>
@@ -3510,7 +3586,7 @@
     </w:p>
     <w:p>
       <w:pPr>
-        <w:spacing w:line="240" w:lineRule="auto"/>
+        <w:spacing w:after="0" w:line="240" w:lineRule="auto"/>
         <w:jc w:val="center"/>
         <w:rPr>
           <w:i/>
@@ -3520,19 +3596,32 @@
           <w:lang w:val="en-US"/>
         </w:rPr>
       </w:pPr>
-      <w:r>
-        <w:rPr>
-          <w:i/>
-          <w:iCs/>
-          <w:noProof/>
-          <w:sz w:val="24"/>
-          <w:szCs w:val="24"/>
+    </w:p>
+    <w:p>
+      <w:pPr>
+        <w:spacing w:after="0" w:line="240" w:lineRule="auto"/>
+        <w:jc w:val="center"/>
+        <w:rPr>
+          <w:i/>
+          <w:iCs/>
+          <w:sz w:val="24"/>
+          <w:szCs w:val="24"/>
+          <w:lang w:val="en-US"/>
+        </w:rPr>
+      </w:pPr>
+      <w:r>
+        <w:rPr>
+          <w:i/>
+          <w:iCs/>
+          <w:sz w:val="24"/>
+          <w:szCs w:val="24"/>
+          <w:lang w:val="en-US"/>
         </w:rPr>
         <w:drawing>
-          <wp:inline distT="0" distB="0" distL="0" distR="0" wp14:anchorId="36FA2997" wp14:editId="75C052B5">
-            <wp:extent cx="5940425" cy="4425950"/>
-            <wp:effectExtent l="0" t="0" r="3175" b="0"/>
-            <wp:docPr id="1585169045" name="Рисунок 1"/>
+          <wp:inline distT="0" distB="0" distL="0" distR="0" wp14:anchorId="2307C5B2" wp14:editId="2ED0472A">
+            <wp:extent cx="5940425" cy="4356100"/>
+            <wp:effectExtent l="0" t="0" r="3175" b="6350"/>
+            <wp:docPr id="1197381163" name="Рисунок 1"/>
             <wp:cNvGraphicFramePr>
               <a:graphicFrameLocks xmlns:a="http://schemas.openxmlformats.org/drawingml/2006/main" noChangeAspect="1"/>
             </wp:cNvGraphicFramePr>
@@ -3540,7 +3629,7 @@
               <a:graphicData uri="http://schemas.openxmlformats.org/drawingml/2006/picture">
                 <pic:pic xmlns:pic="http://schemas.openxmlformats.org/drawingml/2006/picture">
                   <pic:nvPicPr>
-                    <pic:cNvPr id="1585169045" name=""/>
+                    <pic:cNvPr id="1197381163" name=""/>
                     <pic:cNvPicPr/>
                   </pic:nvPicPr>
                   <pic:blipFill>
@@ -3552,7 +3641,7 @@
                   <pic:spPr>
                     <a:xfrm>
                       <a:off x="0" y="0"/>
-                      <a:ext cx="5940425" cy="4425950"/>
+                      <a:ext cx="5940425" cy="4356100"/>
                     </a:xfrm>
                     <a:prstGeom prst="rect">
                       <a:avLst/>
@@ -3564,19 +3653,32 @@
           </wp:inline>
         </w:drawing>
       </w:r>
-      <w:r>
-        <w:rPr>
-          <w:i/>
-          <w:iCs/>
-          <w:noProof/>
-          <w:sz w:val="24"/>
-          <w:szCs w:val="24"/>
+    </w:p>
+    <w:p>
+      <w:pPr>
+        <w:spacing w:after="0" w:line="240" w:lineRule="auto"/>
+        <w:jc w:val="center"/>
+        <w:rPr>
+          <w:i/>
+          <w:iCs/>
+          <w:sz w:val="24"/>
+          <w:szCs w:val="24"/>
+          <w:lang w:val="en-US"/>
+        </w:rPr>
+      </w:pPr>
+      <w:r>
+        <w:rPr>
+          <w:i/>
+          <w:iCs/>
+          <w:sz w:val="24"/>
+          <w:szCs w:val="24"/>
+          <w:lang w:val="en-US"/>
         </w:rPr>
         <w:drawing>
-          <wp:inline distT="0" distB="0" distL="0" distR="0" wp14:anchorId="24C25A12" wp14:editId="27E6F871">
-            <wp:extent cx="5940425" cy="2301599"/>
-            <wp:effectExtent l="0" t="0" r="3175" b="3810"/>
-            <wp:docPr id="1877576282" name="Рисунок 1"/>
+          <wp:inline distT="0" distB="0" distL="0" distR="0" wp14:anchorId="17C0FCC5" wp14:editId="1EA36254">
+            <wp:extent cx="5940425" cy="2341245"/>
+            <wp:effectExtent l="0" t="0" r="3175" b="1905"/>
+            <wp:docPr id="273339843" name="Рисунок 1"/>
             <wp:cNvGraphicFramePr>
               <a:graphicFrameLocks xmlns:a="http://schemas.openxmlformats.org/drawingml/2006/main" noChangeAspect="1"/>
             </wp:cNvGraphicFramePr>
@@ -3584,32 +3686,23 @@
               <a:graphicData uri="http://schemas.openxmlformats.org/drawingml/2006/picture">
                 <pic:pic xmlns:pic="http://schemas.openxmlformats.org/drawingml/2006/picture">
                   <pic:nvPicPr>
-                    <pic:cNvPr id="1877576282" name=""/>
+                    <pic:cNvPr id="273339843" name=""/>
                     <pic:cNvPicPr/>
                   </pic:nvPicPr>
-                  <pic:blipFill rotWithShape="1">
+                  <pic:blipFill>
                     <a:blip r:embed="rId24"/>
-                    <a:srcRect t="23516"/>
                     <a:stretch>
                       <a:fillRect/>
                     </a:stretch>
                   </pic:blipFill>
-                  <pic:spPr bwMode="auto">
+                  <pic:spPr>
                     <a:xfrm>
                       <a:off x="0" y="0"/>
-                      <a:ext cx="5940425" cy="2301599"/>
+                      <a:ext cx="5940425" cy="2341245"/>
                     </a:xfrm>
                     <a:prstGeom prst="rect">
                       <a:avLst/>
                     </a:prstGeom>
-                    <a:ln>
-                      <a:noFill/>
-                    </a:ln>
-                    <a:extLst>
-                      <a:ext uri="{53640926-AAD7-44D8-BBD7-CCE9431645EC}">
-                        <a14:shadowObscured xmlns:a14="http://schemas.microsoft.com/office/drawing/2010/main"/>
-                      </a:ext>
-                    </a:extLst>
                   </pic:spPr>
                 </pic:pic>
               </a:graphicData>
@@ -3719,26 +3812,71 @@
           <w:iCs/>
           <w:sz w:val="24"/>
           <w:szCs w:val="24"/>
+        </w:rPr>
+      </w:pPr>
+      <w:r>
+        <w:rPr>
+          <w:i/>
+          <w:iCs/>
+          <w:sz w:val="24"/>
+          <w:szCs w:val="24"/>
+        </w:rPr>
+        <w:t>Входные данные</w:t>
+      </w:r>
+      <w:r>
+        <w:rPr>
+          <w:i/>
+          <w:iCs/>
+          <w:sz w:val="24"/>
+          <w:szCs w:val="24"/>
+        </w:rPr>
+        <w:t xml:space="preserve">: </w:t>
+      </w:r>
+      <w:r>
+        <w:rPr>
+          <w:i/>
+          <w:iCs/>
+          <w:sz w:val="24"/>
+          <w:szCs w:val="24"/>
           <w:lang w:val="en-US"/>
         </w:rPr>
-      </w:pPr>
-      <w:r>
-        <w:rPr>
-          <w:i/>
-          <w:iCs/>
-          <w:sz w:val="24"/>
-          <w:szCs w:val="24"/>
-        </w:rPr>
-        <w:t>Входные данные</w:t>
-      </w:r>
-      <w:r>
-        <w:rPr>
-          <w:i/>
-          <w:iCs/>
-          <w:sz w:val="24"/>
-          <w:szCs w:val="24"/>
-        </w:rPr>
-        <w:t xml:space="preserve">: </w:t>
+        <w:t>p</w:t>
+      </w:r>
+      <w:r>
+        <w:rPr>
+          <w:i/>
+          <w:iCs/>
+          <w:sz w:val="24"/>
+          <w:szCs w:val="24"/>
+        </w:rPr>
+        <w:t xml:space="preserve"> = </w:t>
+      </w:r>
+      <w:r>
+        <w:rPr>
+          <w:i/>
+          <w:iCs/>
+          <w:sz w:val="24"/>
+          <w:szCs w:val="24"/>
+        </w:rPr>
+        <w:t>1</w:t>
+      </w:r>
+      <w:r>
+        <w:rPr>
+          <w:i/>
+          <w:iCs/>
+          <w:sz w:val="24"/>
+          <w:szCs w:val="24"/>
+        </w:rPr>
+        <w:t>3</w:t>
+      </w:r>
+      <w:r>
+        <w:rPr>
+          <w:i/>
+          <w:iCs/>
+          <w:sz w:val="24"/>
+          <w:szCs w:val="24"/>
+        </w:rPr>
+        <w:t xml:space="preserve">; </w:t>
       </w:r>
       <w:r>
         <w:rPr>
@@ -3748,7 +3886,7 @@
           <w:szCs w:val="24"/>
           <w:lang w:val="en-US"/>
         </w:rPr>
-        <w:t>p</w:t>
+        <w:t>q</w:t>
       </w:r>
       <w:r>
         <w:rPr>
@@ -3766,7 +3904,7 @@
           <w:sz w:val="24"/>
           <w:szCs w:val="24"/>
         </w:rPr>
-        <w:t>11</w:t>
+        <w:t>23</w:t>
       </w:r>
       <w:r>
         <w:rPr>
@@ -3785,7 +3923,7 @@
           <w:szCs w:val="24"/>
           <w:lang w:val="en-US"/>
         </w:rPr>
-        <w:t>q</w:t>
+        <w:t>d</w:t>
       </w:r>
       <w:r>
         <w:rPr>
@@ -3803,44 +3941,7 @@
           <w:sz w:val="24"/>
           <w:szCs w:val="24"/>
         </w:rPr>
-        <w:t>23</w:t>
-      </w:r>
-      <w:r>
-        <w:rPr>
-          <w:i/>
-          <w:iCs/>
-          <w:sz w:val="24"/>
-          <w:szCs w:val="24"/>
-        </w:rPr>
-        <w:t xml:space="preserve">; </w:t>
-      </w:r>
-      <w:r>
-        <w:rPr>
-          <w:i/>
-          <w:iCs/>
-          <w:sz w:val="24"/>
-          <w:szCs w:val="24"/>
-          <w:lang w:val="en-US"/>
-        </w:rPr>
-        <w:t>d</w:t>
-      </w:r>
-      <w:r>
-        <w:rPr>
-          <w:i/>
-          <w:iCs/>
-          <w:sz w:val="24"/>
-          <w:szCs w:val="24"/>
-        </w:rPr>
-        <w:t xml:space="preserve"> = </w:t>
-      </w:r>
-      <w:r>
-        <w:rPr>
-          <w:i/>
-          <w:iCs/>
-          <w:sz w:val="24"/>
-          <w:szCs w:val="24"/>
-        </w:rPr>
-        <w:t>13</w:t>
+        <w:t>7</w:t>
       </w:r>
       <w:r>
         <w:rPr>
@@ -3882,7 +3983,7 @@
     </w:p>
     <w:p>
       <w:pPr>
-        <w:spacing w:line="240" w:lineRule="auto"/>
+        <w:spacing w:after="0" w:line="240" w:lineRule="auto"/>
         <w:jc w:val="center"/>
         <w:rPr>
           <w:i/>
@@ -3905,16 +4006,8 @@
     </w:p>
     <w:p>
       <w:pPr>
-        <w:spacing w:line="240" w:lineRule="auto"/>
-        <w:jc w:val="center"/>
-        <w:rPr>
-          <w:i/>
-          <w:iCs/>
-          <w:sz w:val="24"/>
-          <w:szCs w:val="24"/>
-        </w:rPr>
-      </w:pPr>
-      <w:r>
+        <w:spacing w:after="0" w:line="240" w:lineRule="auto"/>
+        <w:jc w:val="center"/>
         <w:rPr>
           <w:i/>
           <w:iCs/>
@@ -3922,7 +4015,16 @@
           <w:szCs w:val="24"/>
           <w:lang w:val="en-US"/>
         </w:rPr>
-        <w:t>63</w:t>
+      </w:pPr>
+      <w:r>
+        <w:rPr>
+          <w:i/>
+          <w:iCs/>
+          <w:sz w:val="24"/>
+          <w:szCs w:val="24"/>
+          <w:lang w:val="en-US"/>
+        </w:rPr>
+        <w:t>13</w:t>
       </w:r>
       <w:r>
         <w:rPr>
@@ -3946,15 +4048,14 @@
         <w:rPr>
           <w:i/>
           <w:iCs/>
-          <w:noProof/>
           <w:sz w:val="24"/>
           <w:szCs w:val="24"/>
         </w:rPr>
         <w:drawing>
-          <wp:inline distT="0" distB="0" distL="0" distR="0" wp14:anchorId="11064371" wp14:editId="0DC75099">
-            <wp:extent cx="3495675" cy="1236269"/>
-            <wp:effectExtent l="0" t="0" r="0" b="2540"/>
-            <wp:docPr id="1427080738" name="Рисунок 1"/>
+          <wp:inline distT="0" distB="0" distL="0" distR="0" wp14:anchorId="7F2E5FE0" wp14:editId="49D08CA7">
+            <wp:extent cx="3019425" cy="1093995"/>
+            <wp:effectExtent l="0" t="0" r="0" b="0"/>
+            <wp:docPr id="125624653" name="Рисунок 1"/>
             <wp:cNvGraphicFramePr>
               <a:graphicFrameLocks xmlns:a="http://schemas.openxmlformats.org/drawingml/2006/main" noChangeAspect="1"/>
             </wp:cNvGraphicFramePr>
@@ -3962,32 +4063,23 @@
               <a:graphicData uri="http://schemas.openxmlformats.org/drawingml/2006/picture">
                 <pic:pic xmlns:pic="http://schemas.openxmlformats.org/drawingml/2006/picture">
                   <pic:nvPicPr>
-                    <pic:cNvPr id="1427080738" name=""/>
+                    <pic:cNvPr id="125624653" name=""/>
                     <pic:cNvPicPr/>
                   </pic:nvPicPr>
-                  <pic:blipFill rotWithShape="1">
+                  <pic:blipFill>
                     <a:blip r:embed="rId25"/>
-                    <a:srcRect b="36376"/>
                     <a:stretch>
                       <a:fillRect/>
                     </a:stretch>
                   </pic:blipFill>
-                  <pic:spPr bwMode="auto">
+                  <pic:spPr>
                     <a:xfrm>
                       <a:off x="0" y="0"/>
-                      <a:ext cx="3496163" cy="1236442"/>
+                      <a:ext cx="3034383" cy="1099415"/>
                     </a:xfrm>
                     <a:prstGeom prst="rect">
                       <a:avLst/>
                     </a:prstGeom>
-                    <a:ln>
-                      <a:noFill/>
-                    </a:ln>
-                    <a:extLst>
-                      <a:ext uri="{53640926-AAD7-44D8-BBD7-CCE9431645EC}">
-                        <a14:shadowObscured xmlns:a14="http://schemas.microsoft.com/office/drawing/2010/main"/>
-                      </a:ext>
-                    </a:extLst>
                   </pic:spPr>
                 </pic:pic>
               </a:graphicData>
@@ -3998,28 +4090,37 @@
     </w:p>
     <w:p>
       <w:pPr>
-        <w:spacing w:line="240" w:lineRule="auto"/>
-        <w:jc w:val="center"/>
-        <w:rPr>
-          <w:i/>
-          <w:iCs/>
-          <w:sz w:val="24"/>
-          <w:szCs w:val="24"/>
-        </w:rPr>
-      </w:pPr>
-      <w:r>
-        <w:rPr>
-          <w:i/>
-          <w:iCs/>
+        <w:spacing w:after="0" w:line="240" w:lineRule="auto"/>
+        <w:jc w:val="center"/>
+        <w:rPr>
+          <w:i/>
+          <w:iCs/>
+          <w:sz w:val="24"/>
+          <w:szCs w:val="24"/>
+          <w:lang w:val="en-US"/>
+        </w:rPr>
+      </w:pPr>
+    </w:p>
+    <w:p>
+      <w:pPr>
+        <w:spacing w:line="240" w:lineRule="auto"/>
+        <w:jc w:val="center"/>
+        <w:rPr>
+          <w:i/>
+          <w:iCs/>
+          <w:sz w:val="24"/>
+          <w:szCs w:val="24"/>
+        </w:rPr>
+      </w:pPr>
+      <w:r>
+        <w:rPr>
           <w:noProof/>
-          <w:sz w:val="24"/>
-          <w:szCs w:val="24"/>
         </w:rPr>
         <w:drawing>
-          <wp:inline distT="0" distB="0" distL="0" distR="0" wp14:anchorId="6487FFD0" wp14:editId="7C23AE44">
-            <wp:extent cx="5940425" cy="4495800"/>
-            <wp:effectExtent l="0" t="0" r="3175" b="0"/>
-            <wp:docPr id="234508502" name="Рисунок 1"/>
+          <wp:inline distT="0" distB="0" distL="0" distR="0" wp14:anchorId="0D7F493B" wp14:editId="46F53BC7">
+            <wp:extent cx="5940425" cy="4486275"/>
+            <wp:effectExtent l="0" t="0" r="3175" b="9525"/>
+            <wp:docPr id="328946469" name="Рисунок 1"/>
             <wp:cNvGraphicFramePr>
               <a:graphicFrameLocks xmlns:a="http://schemas.openxmlformats.org/drawingml/2006/main" noChangeAspect="1"/>
             </wp:cNvGraphicFramePr>
@@ -4027,7 +4128,7 @@
               <a:graphicData uri="http://schemas.openxmlformats.org/drawingml/2006/picture">
                 <pic:pic xmlns:pic="http://schemas.openxmlformats.org/drawingml/2006/picture">
                   <pic:nvPicPr>
-                    <pic:cNvPr id="234508502" name=""/>
+                    <pic:cNvPr id="328946469" name=""/>
                     <pic:cNvPicPr/>
                   </pic:nvPicPr>
                   <pic:blipFill>
@@ -4039,7 +4140,7 @@
                   <pic:spPr>
                     <a:xfrm>
                       <a:off x="0" y="0"/>
-                      <a:ext cx="5940425" cy="4495800"/>
+                      <a:ext cx="5940425" cy="4486275"/>
                     </a:xfrm>
                     <a:prstGeom prst="rect">
                       <a:avLst/>
@@ -4059,17 +4160,13 @@
       </w:r>
       <w:r>
         <w:rPr>
-          <w:i/>
-          <w:iCs/>
           <w:noProof/>
-          <w:sz w:val="24"/>
-          <w:szCs w:val="24"/>
         </w:rPr>
         <w:drawing>
-          <wp:inline distT="0" distB="0" distL="0" distR="0" wp14:anchorId="696227E0" wp14:editId="093B764A">
-            <wp:extent cx="5940425" cy="2336800"/>
-            <wp:effectExtent l="0" t="0" r="3175" b="6350"/>
-            <wp:docPr id="1764417817" name="Рисунок 1"/>
+          <wp:inline distT="0" distB="0" distL="0" distR="0" wp14:anchorId="1BF5C2C3" wp14:editId="138DA32B">
+            <wp:extent cx="5940425" cy="2253615"/>
+            <wp:effectExtent l="0" t="0" r="3175" b="0"/>
+            <wp:docPr id="1818128453" name="Рисунок 1"/>
             <wp:cNvGraphicFramePr>
               <a:graphicFrameLocks xmlns:a="http://schemas.openxmlformats.org/drawingml/2006/main" noChangeAspect="1"/>
             </wp:cNvGraphicFramePr>
@@ -4077,7 +4174,7 @@
               <a:graphicData uri="http://schemas.openxmlformats.org/drawingml/2006/picture">
                 <pic:pic xmlns:pic="http://schemas.openxmlformats.org/drawingml/2006/picture">
                   <pic:nvPicPr>
-                    <pic:cNvPr id="1764417817" name=""/>
+                    <pic:cNvPr id="1818128453" name=""/>
                     <pic:cNvPicPr/>
                   </pic:nvPicPr>
                   <pic:blipFill>
@@ -4089,7 +4186,7 @@
                   <pic:spPr>
                     <a:xfrm>
                       <a:off x="0" y="0"/>
-                      <a:ext cx="5940425" cy="2336800"/>
+                      <a:ext cx="5940425" cy="2253615"/>
                     </a:xfrm>
                     <a:prstGeom prst="rect">
                       <a:avLst/>
